--- a/RML - assignment 4 - group 4.docx
+++ b/RML - assignment 4 - group 4.docx
@@ -141,99 +141,51 @@
         <w:pStyle w:val="Heading1"/>
       </w:pPr>
       <w:r>
+        <w:lastRenderedPageBreak/>
+        <w:t>Audit Pipeline Diagram</w:t>
+      </w:r>
+    </w:p>
+    <w:p>
+      <w:r>
         <w:rPr>
           <w:noProof/>
         </w:rPr>
-        <w:lastRenderedPageBreak/>
-        <mc:AlternateContent>
-          <mc:Choice Requires="wps">
-            <w:drawing>
-              <wp:anchor distT="0" distB="0" distL="114300" distR="114300" simplePos="0" relativeHeight="251659264" behindDoc="0" locked="0" layoutInCell="1" allowOverlap="1" wp14:anchorId="179B4348" wp14:editId="4E354A63">
-                <wp:simplePos x="0" y="0"/>
-                <wp:positionH relativeFrom="column">
-                  <wp:posOffset>133350</wp:posOffset>
-                </wp:positionH>
-                <wp:positionV relativeFrom="paragraph">
-                  <wp:posOffset>316230</wp:posOffset>
-                </wp:positionV>
-                <wp:extent cx="6019800" cy="1710690"/>
-                <wp:effectExtent l="57150" t="19050" r="76200" b="99060"/>
-                <wp:wrapNone/>
-                <wp:docPr id="404707499" name="Rectangle 1"/>
-                <wp:cNvGraphicFramePr/>
-                <a:graphic xmlns:a="http://schemas.openxmlformats.org/drawingml/2006/main">
-                  <a:graphicData uri="http://schemas.microsoft.com/office/word/2010/wordprocessingShape">
-                    <wps:wsp>
-                      <wps:cNvSpPr/>
-                      <wps:spPr>
-                        <a:xfrm>
-                          <a:off x="0" y="0"/>
-                          <a:ext cx="6019800" cy="1710690"/>
-                        </a:xfrm>
-                        <a:prstGeom prst="rect">
-                          <a:avLst/>
-                        </a:prstGeom>
-                      </wps:spPr>
-                      <wps:style>
-                        <a:lnRef idx="1">
-                          <a:schemeClr val="accent1"/>
-                        </a:lnRef>
-                        <a:fillRef idx="3">
-                          <a:schemeClr val="accent1"/>
-                        </a:fillRef>
-                        <a:effectRef idx="2">
-                          <a:schemeClr val="accent1"/>
-                        </a:effectRef>
-                        <a:fontRef idx="minor">
-                          <a:schemeClr val="lt1"/>
-                        </a:fontRef>
-                      </wps:style>
-                      <wps:bodyPr rot="0" spcFirstLastPara="0" vertOverflow="overflow" horzOverflow="overflow" vert="horz" wrap="square" lIns="91440" tIns="45720" rIns="91440" bIns="45720" numCol="1" spcCol="0" rtlCol="0" fromWordArt="0" anchor="ctr" anchorCtr="0" forceAA="0" compatLnSpc="1">
-                        <a:prstTxWarp prst="textNoShape">
-                          <a:avLst/>
-                        </a:prstTxWarp>
-                        <a:noAutofit/>
-                      </wps:bodyPr>
-                    </wps:wsp>
-                  </a:graphicData>
-                </a:graphic>
-                <wp14:sizeRelV relativeFrom="margin">
-                  <wp14:pctHeight>0</wp14:pctHeight>
-                </wp14:sizeRelV>
-              </wp:anchor>
-            </w:drawing>
-          </mc:Choice>
-          <mc:Fallback>
-            <w:pict>
-              <v:rect w14:anchorId="151BCFB8" id="Rectangle 1" o:spid="_x0000_s1026" style="position:absolute;margin-left:10.5pt;margin-top:24.9pt;width:474pt;height:134.7pt;z-index:251659264;visibility:visible;mso-wrap-style:square;mso-height-percent:0;mso-wrap-distance-left:9pt;mso-wrap-distance-top:0;mso-wrap-distance-right:9pt;mso-wrap-distance-bottom:0;mso-position-horizontal:absolute;mso-position-horizontal-relative:text;mso-position-vertical:absolute;mso-position-vertical-relative:text;mso-height-percent:0;mso-height-relative:margin;v-text-anchor:middle" o:gfxdata="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" fillcolor="#4f81bd [3204]" strokecolor="#4579b8 [3044]">
-                <v:fill color2="#a7bfde [1620]" rotate="t" angle="180" focus="100%" type="gradient">
-                  <o:fill v:ext="view" type="gradientUnscaled"/>
-                </v:fill>
-                <v:shadow on="t" color="black" opacity="22937f" origin=",.5" offset="0,.63889mm"/>
-              </v:rect>
-            </w:pict>
-          </mc:Fallback>
-        </mc:AlternateContent>
+        <w:drawing>
+          <wp:inline distT="0" distB="0" distL="0" distR="0" wp14:anchorId="618560DF" wp14:editId="5802EDF5">
+            <wp:extent cx="6309360" cy="3509010"/>
+            <wp:effectExtent l="0" t="0" r="0" b="0"/>
+            <wp:docPr id="1766543281" name="Picture 2"/>
+            <wp:cNvGraphicFramePr>
+              <a:graphicFrameLocks xmlns:a="http://schemas.openxmlformats.org/drawingml/2006/main" noChangeAspect="1"/>
+            </wp:cNvGraphicFramePr>
+            <a:graphic xmlns:a="http://schemas.openxmlformats.org/drawingml/2006/main">
+              <a:graphicData uri="http://schemas.openxmlformats.org/drawingml/2006/picture">
+                <pic:pic xmlns:pic="http://schemas.openxmlformats.org/drawingml/2006/picture">
+                  <pic:nvPicPr>
+                    <pic:cNvPr id="1766543281" name="Picture 1766543281"/>
+                    <pic:cNvPicPr/>
+                  </pic:nvPicPr>
+                  <pic:blipFill>
+                    <a:blip r:embed="rId8"/>
+                    <a:stretch>
+                      <a:fillRect/>
+                    </a:stretch>
+                  </pic:blipFill>
+                  <pic:spPr>
+                    <a:xfrm>
+                      <a:off x="0" y="0"/>
+                      <a:ext cx="6309360" cy="3509010"/>
+                    </a:xfrm>
+                    <a:prstGeom prst="rect">
+                      <a:avLst/>
+                    </a:prstGeom>
+                  </pic:spPr>
+                </pic:pic>
+              </a:graphicData>
+            </a:graphic>
+          </wp:inline>
+        </w:drawing>
       </w:r>
-      <w:r>
-        <w:t>Audit Pipeline Diagram</w:t>
-      </w:r>
-    </w:p>
-    <w:p/>
-    <w:p>
-      <w:pPr>
-        <w:pStyle w:val="Heading1"/>
-      </w:pPr>
-    </w:p>
-    <w:p>
-      <w:pPr>
-        <w:pStyle w:val="Heading1"/>
-      </w:pPr>
-    </w:p>
-    <w:p>
-      <w:pPr>
-        <w:pStyle w:val="Heading1"/>
-      </w:pPr>
     </w:p>
     <w:p>
       <w:pPr>
@@ -271,6 +223,7 @@
         <w:pStyle w:val="Heading1"/>
       </w:pPr>
       <w:r>
+        <w:lastRenderedPageBreak/>
         <w:t>Part A. Conceptual Framework</w:t>
       </w:r>
     </w:p>
@@ -300,11 +253,7 @@
     </w:p>
     <w:p>
       <w:r>
-        <w:t xml:space="preserve">These three shift types must be separated because they imply different business risks and different remediation choices. Covariate shift occurs when the input distribution changes while the relationship </w:t>
-      </w:r>
-      <w:r>
-        <w:lastRenderedPageBreak/>
-        <w:t>between inputs and the outcome remains stable.</w:t>
+        <w:t>These three shift types must be separated because they imply different business risks and different remediation choices. Covariate shift occurs when the input distribution changes while the relationship between inputs and the outcome remains stable.</w:t>
       </w:r>
       <w:r>
         <w:t xml:space="preserve"> T</w:t>
@@ -401,7 +350,11 @@
     </w:p>
     <w:p>
       <w:r>
-        <w:t>A spurious correlation is a statistical association between a feature and the outcome that is not causal or stable, but instead reflects a confound from the training context. Shortcut learning is a related failure in which the model solves an easier proxy task rather than the intended task. These failures matter because a model may appear accurate while relying on unstable or weakly justified signals. In governance terms, this means that strong validation performance does not guarantee defensible reasoning, especially if the same confound is present in both training and test data</w:t>
+        <w:t xml:space="preserve">A spurious correlation is a statistical association between a feature and the outcome that is not causal or stable, but instead reflects a confound from the training context. Shortcut learning is a related failure in which the model solves an easier proxy task rather than the intended task. These failures matter because a model </w:t>
+      </w:r>
+      <w:r>
+        <w:lastRenderedPageBreak/>
+        <w:t>may appear accurate while relying on unstable or weakly justified signals. In governance terms, this means that strong validation performance does not guarantee defensible reasoning, especially if the same confound is present in both training and test data</w:t>
       </w:r>
       <w:r>
         <w:t>.</w:t>
@@ -431,7 +384,6 @@
         <w:pStyle w:val="Heading2"/>
       </w:pPr>
       <w:r>
-        <w:lastRenderedPageBreak/>
         <w:t>4. Robustness</w:t>
       </w:r>
       <w:r>
@@ -1182,6 +1134,7 @@
               <w:rPr>
                 <w:sz w:val="18"/>
               </w:rPr>
+              <w:lastRenderedPageBreak/>
               <w:t>Subgroup disparity</w:t>
             </w:r>
           </w:p>
@@ -1492,7 +1445,6 @@
         <w:pStyle w:val="Heading1"/>
       </w:pPr>
       <w:r>
-        <w:lastRenderedPageBreak/>
         <w:t>Part C. Failure Scenario Analysis</w:t>
       </w:r>
     </w:p>
@@ -1569,6 +1521,7 @@
     </w:p>
     <w:p>
       <w:r>
+        <w:lastRenderedPageBreak/>
         <w:t>A proper audit should move from the average result to subgroup-specific evidence. In this scenario, the main questions are:</w:t>
       </w:r>
     </w:p>
@@ -1634,7 +1587,6 @@
     </w:p>
     <w:p>
       <w:r>
-        <w:lastRenderedPageBreak/>
         <w:t>The key conclusion is that a model with strong overall performance is not automatically a defensible model. If subgroup error disparities are large, the institution should treat that result as a control failure rather than defend the average. In the COMPAS setting, the central audit question is not whether the model is predictive in general, but whether its benefits and harms are distributed in a way that remains acceptable under scrutiny. That is the real standard of responsible deployment: not strong metrics alone, but evidence that the system remains reliable, fair enough to justify, and governable across the groups that matter in practice.</w:t>
       </w:r>
     </w:p>
@@ -1696,7 +1648,11 @@
     </w:p>
     <w:p>
       <w:r>
-        <w:t>The second option is to redesign the surrounding decision process rather than relying on the model as a fully automated final decision rule. Under this approach, model scores are converted into calibrated risk bands, borderline cases are escalated to human review, subgroup performance is monitored regularly, and drift or sensitivity triggers are tied to formal remediation workflows. This is a less discriminatory alternative because it reduces the chance that one subgroup absorbs concentrated errors without oversight. It also recognizes that machine learning is not only a model, but a system that includes thresholds, review rules, monitoring, and incident response. The main tradeoff is operational: this design increases review cost, slows decision speed, and requires stronger governance discipline. Human review can also introduce inconsistency if guidelines are weak. Even so, this option is often more defensible because it creates institutional controls around residual model risk instead of pretending that model optimization alone solves the problem</w:t>
+        <w:t xml:space="preserve">The second option is to redesign the surrounding decision process rather than relying on the model as a fully automated final decision rule. Under this approach, model scores are converted into calibrated risk bands, borderline cases are escalated to human review, subgroup performance is monitored regularly, and drift or </w:t>
+      </w:r>
+      <w:r>
+        <w:lastRenderedPageBreak/>
+        <w:t>sensitivity triggers are tied to formal remediation workflows. This is a less discriminatory alternative because it reduces the chance that one subgroup absorbs concentrated errors without oversight. It also recognizes that machine learning is not only a model, but a system that includes thresholds, review rules, monitoring, and incident response. The main tradeoff is operational: this design increases review cost, slows decision speed, and requires stronger governance discipline. Human review can also introduce inconsistency if guidelines are weak. Even so, this option is often more defensible because it creates institutional controls around residual model risk instead of pretending that model optimization alone solves the problem</w:t>
       </w:r>
       <w:r>
         <w:t>.</w:t>
@@ -1716,7 +1672,6 @@
         <w:pStyle w:val="Heading2"/>
       </w:pPr>
       <w:r>
-        <w:lastRenderedPageBreak/>
         <w:t>Tradeoff summary</w:t>
       </w:r>
     </w:p>
@@ -2025,9 +1980,26 @@
     </w:p>
     <w:p>
       <w:pPr>
+        <w:spacing w:after="200"/>
+        <w:rPr>
+          <w:rFonts w:asciiTheme="majorHAnsi" w:eastAsiaTheme="majorEastAsia" w:hAnsiTheme="majorHAnsi" w:cstheme="majorBidi"/>
+          <w:b/>
+          <w:bCs/>
+          <w:color w:val="1F4E79"/>
+          <w:sz w:val="30"/>
+          <w:szCs w:val="28"/>
+        </w:rPr>
+      </w:pPr>
+      <w:r>
+        <w:br w:type="page"/>
+      </w:r>
+    </w:p>
+    <w:p>
+      <w:pPr>
         <w:pStyle w:val="Heading1"/>
       </w:pPr>
       <w:r>
+        <w:lastRenderedPageBreak/>
         <w:t>References</w:t>
       </w:r>
     </w:p>
